--- a/report demo.docx
+++ b/report demo.docx
@@ -29,9 +29,6 @@
           <w:ilvl w:val="0"/>
           <w:numId w:val="4"/>
         </w:numPr>
-        <w:rPr>
-          <w:rFonts w:hint="eastAsia"/>
-        </w:rPr>
       </w:pPr>
       <w:r>
         <w:rPr>
@@ -101,9 +98,6 @@
           <w:ilvl w:val="0"/>
           <w:numId w:val="4"/>
         </w:numPr>
-        <w:rPr>
-          <w:rFonts w:hint="eastAsia"/>
-        </w:rPr>
       </w:pPr>
       <w:r>
         <w:rPr>
@@ -162,7 +156,6 @@
       <w:pPr>
         <w:ind w:firstLine="360"/>
         <w:rPr>
-          <w:rFonts w:hint="eastAsia"/>
           <w:lang w:eastAsia="zh-TW"/>
         </w:rPr>
       </w:pPr>
@@ -379,9 +372,6 @@
     <w:p>
       <w:pPr>
         <w:ind w:firstLine="360"/>
-        <w:rPr>
-          <w:rFonts w:hint="eastAsia"/>
-        </w:rPr>
       </w:pPr>
       <w:r>
         <w:rPr>
@@ -403,9 +393,6 @@
           <w:ilvl w:val="0"/>
           <w:numId w:val="4"/>
         </w:numPr>
-        <w:rPr>
-          <w:rFonts w:hint="eastAsia"/>
-        </w:rPr>
       </w:pPr>
       <w:r>
         <w:rPr>
@@ -479,9 +466,6 @@
     <w:p>
       <w:pPr>
         <w:ind w:firstLine="360"/>
-        <w:rPr>
-          <w:rFonts w:hint="eastAsia"/>
-        </w:rPr>
       </w:pPr>
       <w:r>
         <w:rPr>
@@ -499,9 +483,6 @@
     <w:p>
       <w:pPr>
         <w:ind w:firstLine="360"/>
-        <w:rPr>
-          <w:rFonts w:hint="eastAsia"/>
-        </w:rPr>
       </w:pPr>
       <w:r>
         <w:rPr>
@@ -537,9 +518,6 @@
     <w:p>
       <w:pPr>
         <w:ind w:firstLine="360"/>
-        <w:rPr>
-          <w:rFonts w:hint="eastAsia"/>
-        </w:rPr>
       </w:pPr>
       <w:r>
         <w:rPr>
@@ -587,9 +565,6 @@
     <w:p>
       <w:pPr>
         <w:ind w:firstLine="360"/>
-        <w:rPr>
-          <w:rFonts w:hint="eastAsia"/>
-        </w:rPr>
       </w:pPr>
       <w:r>
         <w:rPr>
@@ -601,9 +576,6 @@
     <w:p>
       <w:pPr>
         <w:ind w:firstLine="360"/>
-        <w:rPr>
-          <w:rFonts w:hint="eastAsia"/>
-        </w:rPr>
       </w:pPr>
       <w:r>
         <w:rPr>
@@ -621,9 +593,6 @@
     <w:p>
       <w:pPr>
         <w:ind w:firstLine="360"/>
-        <w:rPr>
-          <w:rFonts w:hint="eastAsia"/>
-        </w:rPr>
       </w:pPr>
       <w:r>
         <w:rPr>
@@ -632,7 +601,7 @@
         </w:rPr>
         <w:lastRenderedPageBreak/>
         <w:drawing>
-          <wp:inline distT="0" distB="0" distL="0" distR="0" wp14:anchorId="34A9AE3D" wp14:editId="57FDEBF8">
+          <wp:inline distT="0" distB="0" distL="0" distR="0" wp14:anchorId="34A9AE3D" wp14:editId="60E7F12E">
             <wp:extent cx="3606394" cy="2767984"/>
             <wp:effectExtent l="0" t="0" r="635" b="635"/>
             <wp:docPr id="1469543483" name="Picture 2" descr="A screenshot of a computer&#10;&#10;AI-generated content may be incorrect."/>
@@ -677,7 +646,6 @@
     <w:p>
       <w:pPr>
         <w:rPr>
-          <w:rFonts w:hint="eastAsia"/>
           <w:b/>
           <w:bCs/>
           <w:sz w:val="32"/>
@@ -760,7 +728,6 @@
       <w:pPr>
         <w:pStyle w:val="ListParagraph"/>
         <w:rPr>
-          <w:rFonts w:hint="eastAsia"/>
           <w:b/>
           <w:bCs/>
         </w:rPr>
@@ -963,9 +930,6 @@
     <w:p>
       <w:pPr>
         <w:ind w:left="360"/>
-        <w:rPr>
-          <w:rFonts w:hint="eastAsia"/>
-        </w:rPr>
       </w:pPr>
       <w:r>
         <w:t>Average inference time per flow: 0.0132 ms</w:t>
@@ -977,7 +941,7 @@
           <w:noProof/>
         </w:rPr>
         <w:drawing>
-          <wp:inline distT="0" distB="0" distL="0" distR="0" wp14:anchorId="1FC735D8" wp14:editId="73B73F22">
+          <wp:inline distT="0" distB="0" distL="0" distR="0" wp14:anchorId="1FC735D8" wp14:editId="4B42E8C0">
             <wp:extent cx="2838298" cy="3054484"/>
             <wp:effectExtent l="0" t="0" r="0" b="0"/>
             <wp:docPr id="190290399" name="Picture 1"/>
@@ -1190,7 +1154,6 @@
       <w:pPr>
         <w:ind w:left="720"/>
         <w:rPr>
-          <w:rFonts w:hint="eastAsia"/>
           <w:b/>
           <w:bCs/>
           <w:lang w:eastAsia="zh-TW"/>
@@ -1207,7 +1170,7 @@
           <w:noProof/>
         </w:rPr>
         <w:drawing>
-          <wp:inline distT="0" distB="0" distL="0" distR="0" wp14:anchorId="4B959E83" wp14:editId="07196152">
+          <wp:inline distT="0" distB="0" distL="0" distR="0" wp14:anchorId="4B959E83" wp14:editId="0238773C">
             <wp:extent cx="2517368" cy="4599619"/>
             <wp:effectExtent l="0" t="0" r="0" b="0"/>
             <wp:docPr id="528694133" name="Picture 3" descr="A screenshot of a computer screen&#10;&#10;AI-generated content may be incorrect."/>
@@ -1254,7 +1217,7 @@
           <w:noProof/>
         </w:rPr>
         <w:drawing>
-          <wp:inline distT="0" distB="0" distL="0" distR="0" wp14:anchorId="58E93109" wp14:editId="3FADBC30">
+          <wp:inline distT="0" distB="0" distL="0" distR="0" wp14:anchorId="58E93109" wp14:editId="28A94E95">
             <wp:extent cx="2827992" cy="1350366"/>
             <wp:effectExtent l="0" t="0" r="4445" b="0"/>
             <wp:docPr id="247137560" name="Picture 4" descr="A screenshot of a computer screen&#10;&#10;AI-generated content may be incorrect."/>
@@ -1323,7 +1286,6 @@
     <w:p>
       <w:pPr>
         <w:rPr>
-          <w:rFonts w:hint="eastAsia"/>
           <w:b/>
           <w:bCs/>
           <w:color w:val="000000" w:themeColor="text1"/>
@@ -1492,7 +1454,7 @@
           <w:color w:val="000000" w:themeColor="text1"/>
           <w:sz w:val="32"/>
           <w:szCs w:val="32"/>
-          <w:lang w:val="en-US" w:eastAsia="zh-TW"/>
+          <w:lang w:eastAsia="zh-TW"/>
         </w:rPr>
       </w:pPr>
       <w:r>
@@ -1503,7 +1465,7 @@
           <w:color w:val="000000" w:themeColor="text1"/>
           <w:sz w:val="32"/>
           <w:szCs w:val="32"/>
-          <w:lang w:val="en-US" w:eastAsia="zh-TW"/>
+          <w:lang w:eastAsia="zh-TW"/>
         </w:rPr>
         <w:t>可选</w:t>
       </w:r>
@@ -1514,7 +1476,7 @@
           <w:color w:val="000000" w:themeColor="text1"/>
           <w:sz w:val="32"/>
           <w:szCs w:val="32"/>
-          <w:lang w:val="en-US" w:eastAsia="zh-TW"/>
+          <w:lang w:eastAsia="zh-TW"/>
         </w:rPr>
         <w:t>Next Steps</w:t>
       </w:r>
@@ -1674,6 +1636,12 @@
     <w:p>
       <w:pPr>
         <w:pStyle w:val="ListParagraph"/>
+        <w:rPr>
+          <w:rFonts w:ascii="Microsoft YaHei" w:eastAsia="Microsoft YaHei" w:hAnsi="Microsoft YaHei" w:cs="Microsoft YaHei"/>
+          <w:color w:val="3B3B3B"/>
+          <w:kern w:val="0"/>
+          <w14:ligatures w14:val="none"/>
+        </w:rPr>
       </w:pPr>
       <w:r>
         <w:rPr>
@@ -1714,28 +1682,88 @@
       </w:r>
     </w:p>
     <w:p>
-      <w:pPr>
-        <w:rPr>
-          <w:rFonts w:hint="eastAsia"/>
-          <w:lang w:eastAsia="zh-TW"/>
-        </w:rPr>
-      </w:pPr>
-    </w:p>
+      <w:r>
+        <w:t>X</w:t>
+      </w:r>
+      <w:r>
+        <w:rPr>
+          <w:rFonts w:hint="eastAsia"/>
+        </w:rPr>
+        <w:t>gboost</w:t>
+      </w:r>
+      <w:r>
+        <w:rPr>
+          <w:rFonts w:hint="eastAsia"/>
+        </w:rPr>
+        <w:t>结果：</w:t>
+      </w:r>
+    </w:p>
+    <w:p>
+      <w:pPr>
+        <w:rPr>
+          <w:rFonts w:hint="eastAsia"/>
+        </w:rPr>
+      </w:pPr>
+      <w:r>
+        <w:rPr>
+          <w:rFonts w:hint="eastAsia"/>
+          <w:noProof/>
+        </w:rPr>
+        <w:drawing>
+          <wp:inline distT="0" distB="0" distL="0" distR="0" wp14:anchorId="25A2F142" wp14:editId="6B8356E4">
+            <wp:extent cx="3269894" cy="3457913"/>
+            <wp:effectExtent l="0" t="0" r="0" b="0"/>
+            <wp:docPr id="790086277" name="Picture 1" descr="A screenshot of a computer&#10;&#10;AI-generated content may be incorrect."/>
+            <wp:cNvGraphicFramePr>
+              <a:graphicFrameLocks xmlns:a="http://schemas.openxmlformats.org/drawingml/2006/main" noChangeAspect="1"/>
+            </wp:cNvGraphicFramePr>
+            <a:graphic xmlns:a="http://schemas.openxmlformats.org/drawingml/2006/main">
+              <a:graphicData uri="http://schemas.openxmlformats.org/drawingml/2006/picture">
+                <pic:pic xmlns:pic="http://schemas.openxmlformats.org/drawingml/2006/picture">
+                  <pic:nvPicPr>
+                    <pic:cNvPr id="790086277" name="Picture 1" descr="A screenshot of a computer&#10;&#10;AI-generated content may be incorrect."/>
+                    <pic:cNvPicPr/>
+                  </pic:nvPicPr>
+                  <pic:blipFill>
+                    <a:blip r:embed="rId10" cstate="print">
+                      <a:extLst>
+                        <a:ext uri="{28A0092B-C50C-407E-A947-70E740481C1C}">
+                          <a14:useLocalDpi xmlns:a14="http://schemas.microsoft.com/office/drawing/2010/main" val="0"/>
+                        </a:ext>
+                      </a:extLst>
+                    </a:blip>
+                    <a:stretch>
+                      <a:fillRect/>
+                    </a:stretch>
+                  </pic:blipFill>
+                  <pic:spPr>
+                    <a:xfrm>
+                      <a:off x="0" y="0"/>
+                      <a:ext cx="3285482" cy="3474398"/>
+                    </a:xfrm>
+                    <a:prstGeom prst="rect">
+                      <a:avLst/>
+                    </a:prstGeom>
+                  </pic:spPr>
+                </pic:pic>
+              </a:graphicData>
+            </a:graphic>
+          </wp:inline>
+        </w:drawing>
+      </w:r>
+    </w:p>
+    <w:p/>
     <w:p>
       <w:pPr>
         <w:pStyle w:val="ListParagraph"/>
         <w:rPr>
-          <w:rFonts w:hint="eastAsia"/>
-          <w:lang w:val="en-US" w:eastAsia="zh-TW"/>
+          <w:lang w:val="en-US"/>
         </w:rPr>
       </w:pPr>
     </w:p>
     <w:p>
       <w:pPr>
         <w:ind w:left="360"/>
-        <w:rPr>
-          <w:rFonts w:hint="eastAsia"/>
-        </w:rPr>
       </w:pPr>
     </w:p>
     <w:sectPr>
@@ -3330,6 +3358,7 @@
   <w:style w:type="character" w:default="1" w:styleId="DefaultParagraphFont">
     <w:name w:val="Default Paragraph Font"/>
     <w:uiPriority w:val="1"/>
+    <w:semiHidden/>
     <w:unhideWhenUsed/>
   </w:style>
   <w:style w:type="table" w:default="1" w:styleId="TableNormal">
